--- a/src/screens/privacy/parke-terms/2026-10-21/Parke_개인정보수집이용동의서_GPS개정.docx
+++ b/src/screens/privacy/parke-terms/2026-10-21/Parke_개인정보수집이용동의서_GPS개정.docx
@@ -426,7 +426,7 @@
               <w:rPr>
                 <w:rFonts w:eastAsia="Arial"/>
               </w:rPr>
-              <w:t xml:space="preserve">휴대전화번호 </w:t>
+              <w:t xml:space="preserve">휴대전화번호, 차량번호</w:t>
             </w:r>
           </w:p>
         </w:tc>
